--- a/assets/cv/Dinh-Thi-To-Nhu-CV-Chidori.docx
+++ b/assets/cv/Dinh-Thi-To-Nhu-CV-Chidori.docx
@@ -95,7 +95,7 @@
           <w:sz w:val="20"/>
           <w:szCs w:val="20"/>
         </w:rPr>
-        <w:t xml:space="preserve">Cử nhân Marketing tốt nghiệp loại Giỏi, có kinh nghiệm thực tế trong Digital Marketing, SEO, Content và Social Media. Có khả năng triển khai, quản lý chiến dịch quảng cáo đa kênh (Meta Ads, Google Ads) và tối ưu hoạt động marketing dựa trên dữ liệu — từ nghiên cứu nội dung, quản lý kênh digital đến theo dõi và phân tích hiệu quả. Mong muốn phát triển toàn diện trong ngành Marketing và tạo ra những giá trị thực tế cho doanh nghiệp.</w:t>
+        <w:t xml:space="preserve">Cử nhân Marketing có kinh nghiệm thực tế trong Digital Marketing, SEO, Content và Social Media. Có khả năng triển khai, quản lý chiến dịch quảng cáo đa kênh (Meta Ads, Google Ads) và tối ưu hoạt động marketing dựa trên dữ liệu — từ nghiên cứu nội dung, quản lý kênh digital đến theo dõi và phân tích hiệu quả. Mong muốn phát triển toàn diện trong ngành Marketing và tạo ra những giá trị thực tế cho doanh nghiệp.</w:t>
       </w:r>
     </w:p>
     <w:p>
